--- a/dataset/guides_final/ACC/guide/IT-ACC-002_비밀번호 변경·초기화 가이드.docx
+++ b/dataset/guides_final/ACC/guide/IT-ACC-002_비밀번호 변경·초기화 가이드.docx
@@ -24,7 +24,7 @@
           <w:color w:val="5A6270"/>
           <w:sz w:val="24"/>
         </w:rPr>
-        <w:t>한화시스템 ICT 임직원 IT 안내 · 계정·로그인</w:t>
+        <w:t>가상 ICT 기업 임직원 IT 안내 · 계정·로그인</w:t>
       </w:r>
     </w:p>
     <w:p>
@@ -1135,7 +1135,7 @@
                 <w:color w:val="1D2433"/>
                 <w:sz w:val="19"/>
               </w:rPr>
-              <w:t>· 셀프 비밀번호 재설정 포털 https://password.hanwha-ict.example</w:t>
+              <w:t>· 셀프 비밀번호 재설정 포털 https://password.ict.example</w:t>
             </w:r>
           </w:p>
           <w:p>
@@ -1762,7 +1762,7 @@
                 <w:color w:val="1D2433"/>
                 <w:sz w:val="19"/>
               </w:rPr>
-              <w:t>Hanwha2026!!</w:t>
+              <w:t>Ict2026!!</w:t>
             </w:r>
           </w:p>
         </w:tc>
@@ -7226,7 +7226,7 @@
                 <w:color w:val="1D2433"/>
                 <w:sz w:val="19"/>
               </w:rPr>
-              <w:t>셀프 비밀번호 재설정 포털(password.hanwha-ict.example)에서 사번과 휴대폰 인증으로 직접 재설정할 수 있습니다. 비밀번호는 12자 이상, 대·소문자·숫자·특수문자를 모두 포함해야 하며 최근 5개는 재사용할 수 없습니다. 90일마다 변경이 필요합니다.</w:t>
+              <w:t>셀프 비밀번호 재설정 포털(password.ict.example)에서 사번과 휴대폰 인증으로 직접 재설정할 수 있습니다. 비밀번호는 12자 이상, 대·소문자·숫자·특수문자를 모두 포함해야 하며 최근 5개는 재사용할 수 없습니다. 90일마다 변경이 필요합니다.</w:t>
             </w:r>
           </w:p>
         </w:tc>
@@ -7739,7 +7739,7 @@
                 <w:color w:val="1D2433"/>
                 <w:sz w:val="19"/>
               </w:rPr>
-              <w:t>사내 IT 포털(hanwha-admin) 상단 [챗봇 문의]</w:t>
+              <w:t>사내 IT 포털 상단 [챗봇 문의]</w:t>
             </w:r>
           </w:p>
         </w:tc>
@@ -8011,7 +8011,7 @@
                 <w:color w:val="1D2433"/>
                 <w:sz w:val="19"/>
               </w:rPr>
-              <w:t>it-helpdesk@hanwha-ict.example</w:t>
+              <w:t>it-helpdesk@ict.example</w:t>
             </w:r>
           </w:p>
         </w:tc>
@@ -9399,7 +9399,7 @@
         <w:color w:val="5A6270"/>
         <w:sz w:val="16"/>
       </w:rPr>
-      <w:t>© HANWHA SYSTEMS ICT · IT-ACC-002 · 사내 일반</w:t>
+      <w:t>© 가상 ICT 기업 · IT-ACC-002 · 사내 일반</w:t>
     </w:r>
     <w:r>
       <w:rPr>
